--- a/sjabloon.docx
+++ b/sjabloon.docx
@@ -243,14 +243,14 @@
       <w:pPr>
         <w:jc w:val="center"/>
         <w:rPr>
-          <w:sz w:val="96"/>
-          <w:szCs w:val="96"/>
+          <w:sz w:val="80"/>
+          <w:szCs w:val="80"/>
         </w:rPr>
       </w:pPr>
       <w:r>
         <w:rPr>
-          <w:sz w:val="96"/>
-          <w:szCs w:val="96"/>
+          <w:sz w:val="80"/>
+          <w:szCs w:val="80"/>
         </w:rPr>
         <w:t>[WEEKDAG]</w:t>
       </w:r>
@@ -259,21 +259,21 @@
       <w:pPr>
         <w:jc w:val="center"/>
         <w:rPr>
-          <w:sz w:val="96"/>
-          <w:szCs w:val="96"/>
+          <w:sz w:val="80"/>
+          <w:szCs w:val="80"/>
         </w:rPr>
       </w:pPr>
       <w:r>
         <w:rPr>
-          <w:sz w:val="96"/>
-          <w:szCs w:val="96"/>
+          <w:sz w:val="80"/>
+          <w:szCs w:val="80"/>
         </w:rPr>
         <w:t xml:space="preserve"> </w:t>
       </w:r>
       <w:r>
         <w:rPr>
-          <w:sz w:val="96"/>
-          <w:szCs w:val="96"/>
+          <w:sz w:val="80"/>
+          <w:szCs w:val="80"/>
         </w:rPr>
         <w:t>[DATUM]</w:t>
       </w:r>
@@ -282,8 +282,8 @@
       <w:pPr>
         <w:jc w:val="center"/>
         <w:rPr>
-          <w:sz w:val="96"/>
-          <w:szCs w:val="96"/>
+          <w:sz w:val="80"/>
+          <w:szCs w:val="80"/>
         </w:rPr>
       </w:pPr>
     </w:p>
@@ -293,14 +293,14 @@
         <w:rPr>
           <w:b/>
           <w:bCs/>
-          <w:sz w:val="96"/>
-          <w:szCs w:val="96"/>
+          <w:sz w:val="80"/>
+          <w:szCs w:val="80"/>
         </w:rPr>
       </w:pPr>
       <w:r>
         <w:rPr>
-          <w:sz w:val="96"/>
-          <w:szCs w:val="96"/>
+          <w:sz w:val="80"/>
+          <w:szCs w:val="80"/>
         </w:rPr>
         <w:t>[NAAM]</w:t>
       </w:r>
@@ -312,8 +312,8 @@
           <w:b/>
           <w:bCs/>
           <w:color w:val="C00000"/>
-          <w:sz w:val="96"/>
-          <w:szCs w:val="96"/>
+          <w:sz w:val="80"/>
+          <w:szCs w:val="80"/>
         </w:rPr>
       </w:pPr>
       <w:r>
@@ -321,8 +321,8 @@
           <w:b/>
           <w:bCs/>
           <w:color w:val="C00000"/>
-          <w:sz w:val="96"/>
-          <w:szCs w:val="96"/>
+          <w:sz w:val="80"/>
+          <w:szCs w:val="80"/>
         </w:rPr>
         <w:t>[STRAAT]</w:t>
       </w:r>
@@ -333,16 +333,16 @@
         <w:rPr>
           <w:b/>
           <w:bCs/>
-          <w:sz w:val="96"/>
-          <w:szCs w:val="96"/>
+          <w:sz w:val="80"/>
+          <w:szCs w:val="80"/>
         </w:rPr>
       </w:pPr>
       <w:r>
         <w:rPr>
           <w:b/>
           <w:bCs/>
-          <w:sz w:val="96"/>
-          <w:szCs w:val="96"/>
+          <w:sz w:val="80"/>
+          <w:szCs w:val="80"/>
         </w:rPr>
         <w:t>[STAD]</w:t>
       </w:r>
@@ -351,25 +351,36 @@
       <w:pPr>
         <w:jc w:val="center"/>
         <w:rPr>
-          <w:sz w:val="96"/>
-          <w:szCs w:val="96"/>
-        </w:rPr>
-      </w:pPr>
+          <w:sz w:val="80"/>
+          <w:szCs w:val="80"/>
+        </w:rPr>
+      </w:pPr>
+      <w:proofErr w:type="gramStart"/>
       <w:r>
         <w:rPr>
           <w:b/>
           <w:bCs/>
-          <w:sz w:val="96"/>
-          <w:szCs w:val="96"/>
-        </w:rPr>
-        <w:t xml:space="preserve">Tel : </w:t>
+          <w:sz w:val="80"/>
+          <w:szCs w:val="80"/>
+        </w:rPr>
+        <w:t>Tel :</w:t>
+      </w:r>
+      <w:proofErr w:type="gramEnd"/>
+      <w:r>
+        <w:rPr>
+          <w:b/>
+          <w:bCs/>
+          <w:sz w:val="80"/>
+          <w:szCs w:val="80"/>
+        </w:rPr>
+        <w:t xml:space="preserve"> </w:t>
       </w:r>
       <w:r>
         <w:rPr>
           <w:b/>
           <w:bCs/>
-          <w:sz w:val="96"/>
-          <w:szCs w:val="96"/>
+          <w:sz w:val="80"/>
+          <w:szCs w:val="80"/>
         </w:rPr>
         <w:t>[TELEFOON]</w:t>
       </w:r>
